--- a/Augustin-Immanuel-Resume.docx
+++ b/Augustin-Immanuel-Resume.docx
@@ -1815,7 +1815,7 @@
     </w:tbl>
     <w:sectPr>
       <w:pgSz w:w="12240" w:h="15840"/>
-      <w:pgMar w:top="864" w:right="1080" w:bottom="864" w:left="1080" w:header="720" w:footer="720" w:gutter="0"/>
+      <w:pgMar w:top="1296" w:right="1080" w:bottom="864" w:left="1080" w:header="720" w:footer="720" w:gutter="0"/>
       <w:cols w:space="720"/>
       <w:docGrid w:linePitch="360"/>
     </w:sectPr>
